--- a/docs/22-entity-relationship-diagram.docx
+++ b/docs/22-entity-relationship-diagram.docx
@@ -3314,6 +3314,177 @@
           <w:p>
             <w:r>
               <w:t>optional — a Flutterwave charge can be initiated before the order is confirmed to exist</w:t>
+            </w:r>
+          </w:p>
+        </w:tc>
+      </w:tr>
+      <w:tr>
+        <w:tc>
+          <w:tcPr>
+            <w:tcW w:type="dxa" w:w="1440"/>
+          </w:tcPr>
+          <w:p>
+            <w:r>
+              <w:t>Order</w:t>
+            </w:r>
+          </w:p>
+        </w:tc>
+        <w:tc>
+          <w:tcPr>
+            <w:tcW w:type="dxa" w:w="1440"/>
+          </w:tcPr>
+          <w:p>
+            <w:r>
+              <w:t>Delivery</w:t>
+            </w:r>
+          </w:p>
+        </w:tc>
+        <w:tc>
+          <w:tcPr>
+            <w:tcW w:type="dxa" w:w="1440"/>
+          </w:tcPr>
+          <w:p>
+            <w:r>
+              <w:t>orderId</w:t>
+            </w:r>
+          </w:p>
+        </w:tc>
+        <w:tc>
+          <w:tcPr>
+            <w:tcW w:type="dxa" w:w="1440"/>
+          </w:tcPr>
+          <w:p>
+            <w:r>
+              <w:t>1:1</w:t>
+            </w:r>
+          </w:p>
+        </w:tc>
+        <w:tc>
+          <w:tcPr>
+            <w:tcW w:type="dxa" w:w="1440"/>
+          </w:tcPr>
+          <w:p>
+            <w:r>
+              <w:t>not set</w:t>
+            </w:r>
+          </w:p>
+        </w:tc>
+        <w:tc>
+          <w:tcPr>
+            <w:tcW w:type="dxa" w:w="1440"/>
+          </w:tcPr>
+          <w:p>
+            <w:r>
+              <w:t xml:space="preserve">added commit </w:t>
+            </w:r>
+            <w:r>
+              <w:rPr>
+                <w:rFonts w:ascii="Consolas" w:hAnsi="Consolas"/>
+                <w:sz w:val="20"/>
+              </w:rPr>
+              <w:t>75b7cff</w:t>
+            </w:r>
+            <w:r>
+              <w:t xml:space="preserve"> (Driver App, not in original SRS) — </w:t>
+            </w:r>
+            <w:r>
+              <w:rPr>
+                <w:rFonts w:ascii="Consolas" w:hAnsi="Consolas"/>
+                <w:sz w:val="20"/>
+              </w:rPr>
+              <w:t>orderId @unique</w:t>
+            </w:r>
+            <w:r>
+              <w:t>, one delivery assignment per order, no split-shipment support</w:t>
+            </w:r>
+          </w:p>
+        </w:tc>
+      </w:tr>
+      <w:tr>
+        <w:tc>
+          <w:tcPr>
+            <w:tcW w:type="dxa" w:w="1440"/>
+          </w:tcPr>
+          <w:p>
+            <w:r>
+              <w:t>User</w:t>
+            </w:r>
+          </w:p>
+        </w:tc>
+        <w:tc>
+          <w:tcPr>
+            <w:tcW w:type="dxa" w:w="1440"/>
+          </w:tcPr>
+          <w:p>
+            <w:r>
+              <w:t>Delivery</w:t>
+            </w:r>
+          </w:p>
+        </w:tc>
+        <w:tc>
+          <w:tcPr>
+            <w:tcW w:type="dxa" w:w="1440"/>
+          </w:tcPr>
+          <w:p>
+            <w:r>
+              <w:t>driverId</w:t>
+            </w:r>
+          </w:p>
+        </w:tc>
+        <w:tc>
+          <w:tcPr>
+            <w:tcW w:type="dxa" w:w="1440"/>
+          </w:tcPr>
+          <w:p>
+            <w:r>
+              <w:t>1:N</w:t>
+            </w:r>
+          </w:p>
+        </w:tc>
+        <w:tc>
+          <w:tcPr>
+            <w:tcW w:type="dxa" w:w="1440"/>
+          </w:tcPr>
+          <w:p>
+            <w:r>
+              <w:t>not set</w:t>
+            </w:r>
+          </w:p>
+        </w:tc>
+        <w:tc>
+          <w:tcPr>
+            <w:tcW w:type="dxa" w:w="1440"/>
+          </w:tcPr>
+          <w:p>
+            <w:r>
+              <w:t xml:space="preserve">added commit </w:t>
+            </w:r>
+            <w:r>
+              <w:rPr>
+                <w:rFonts w:ascii="Consolas" w:hAnsi="Consolas"/>
+                <w:sz w:val="20"/>
+              </w:rPr>
+              <w:t>75b7cff</w:t>
+            </w:r>
+            <w:r>
+              <w:t xml:space="preserve"> — the driver; relation named </w:t>
+            </w:r>
+            <w:r>
+              <w:rPr>
+                <w:rFonts w:ascii="Consolas" w:hAnsi="Consolas"/>
+                <w:sz w:val="20"/>
+              </w:rPr>
+              <w:t>DriverDeliveries</w:t>
+            </w:r>
+            <w:r>
+              <w:t xml:space="preserve"> in schema.prisma to disambiguate from </w:t>
+            </w:r>
+            <w:r>
+              <w:rPr>
+                <w:rFonts w:ascii="Consolas" w:hAnsi="Consolas"/>
+                <w:sz w:val="20"/>
+              </w:rPr>
+              <w:t>Order.user</w:t>
             </w:r>
           </w:p>
         </w:tc>
@@ -5943,6 +6114,162 @@
       </w:r>
       <w:r>
         <w:t>.</w:t>
+      </w:r>
+    </w:p>
+    <w:p>
+      <w:pPr>
+        <w:pStyle w:val="ListBullet"/>
+      </w:pPr>
+      <w:r>
+        <w:rPr>
+          <w:rFonts w:ascii="Consolas" w:hAnsi="Consolas"/>
+          <w:b/>
+          <w:sz w:val="20"/>
+        </w:rPr>
+        <w:t>Delivery</w:t>
+      </w:r>
+      <w:r>
+        <w:rPr>
+          <w:b/>
+        </w:rPr>
+        <w:t xml:space="preserve"> is 1:1 with </w:t>
+      </w:r>
+      <w:r>
+        <w:rPr>
+          <w:rFonts w:ascii="Consolas" w:hAnsi="Consolas"/>
+          <w:b/>
+          <w:sz w:val="20"/>
+        </w:rPr>
+        <w:t>Order</w:t>
+      </w:r>
+      <w:r>
+        <w:rPr>
+          <w:b/>
+        </w:rPr>
+        <w:t>, reassignable, not append-only</w:t>
+      </w:r>
+      <w:r>
+        <w:t xml:space="preserve"> (added commit </w:t>
+      </w:r>
+      <w:r>
+        <w:rPr>
+          <w:rFonts w:ascii="Consolas" w:hAnsi="Consolas"/>
+          <w:sz w:val="20"/>
+        </w:rPr>
+        <w:t>75b7cff</w:t>
+      </w:r>
+      <w:r>
+        <w:t xml:space="preserve">, Driver App, not in original SRS) — assigning a driver to an order that already has one </w:t>
+      </w:r>
+      <w:r>
+        <w:rPr>
+          <w:rFonts w:ascii="Consolas" w:hAnsi="Consolas"/>
+          <w:sz w:val="20"/>
+        </w:rPr>
+        <w:t>upsert</w:t>
+      </w:r>
+      <w:r>
+        <w:t xml:space="preserve">s the existing row rather than creating a second, clearing its pickup/delivery snapshots and resetting </w:t>
+      </w:r>
+      <w:r>
+        <w:rPr>
+          <w:rFonts w:ascii="Consolas" w:hAnsi="Consolas"/>
+          <w:sz w:val="20"/>
+        </w:rPr>
+        <w:t>status</w:t>
+      </w:r>
+      <w:r>
+        <w:t xml:space="preserve"> to </w:t>
+      </w:r>
+      <w:r>
+        <w:rPr>
+          <w:rFonts w:ascii="Consolas" w:hAnsi="Consolas"/>
+          <w:sz w:val="20"/>
+        </w:rPr>
+        <w:t>ASSIGNED</w:t>
+      </w:r>
+      <w:r>
+        <w:t xml:space="preserve">; there is no history of prior driver assignments once reassigned. </w:t>
+      </w:r>
+      <w:r>
+        <w:rPr>
+          <w:rFonts w:ascii="Consolas" w:hAnsi="Consolas"/>
+          <w:sz w:val="20"/>
+        </w:rPr>
+        <w:t>currentLat</w:t>
+      </w:r>
+      <w:r>
+        <w:t>/</w:t>
+      </w:r>
+      <w:r>
+        <w:rPr>
+          <w:rFonts w:ascii="Consolas" w:hAnsi="Consolas"/>
+          <w:sz w:val="20"/>
+        </w:rPr>
+        <w:t>currentLng</w:t>
+      </w:r>
+      <w:r>
+        <w:t>/</w:t>
+      </w:r>
+      <w:r>
+        <w:rPr>
+          <w:rFonts w:ascii="Consolas" w:hAnsi="Consolas"/>
+          <w:sz w:val="20"/>
+        </w:rPr>
+        <w:t>lastLocationAt</w:t>
+      </w:r>
+      <w:r>
+        <w:t xml:space="preserve"> are likewise a single overwritten snapshot, not a location-history table. </w:t>
+      </w:r>
+      <w:r>
+        <w:rPr>
+          <w:rFonts w:ascii="Consolas" w:hAnsi="Consolas"/>
+          <w:sz w:val="20"/>
+        </w:rPr>
+        <w:t>priority</w:t>
+      </w:r>
+      <w:r>
+        <w:t xml:space="preserve"> (commit </w:t>
+      </w:r>
+      <w:r>
+        <w:rPr>
+          <w:rFonts w:ascii="Consolas" w:hAnsi="Consolas"/>
+          <w:sz w:val="20"/>
+        </w:rPr>
+        <w:t>445a258</w:t>
+      </w:r>
+      <w:r>
+        <w:t xml:space="preserve">) is preserved across reassignment (not reset like the pickup/delivery fields) unless the reassign call passes a new one. </w:t>
+      </w:r>
+      <w:r>
+        <w:rPr>
+          <w:rFonts w:ascii="Consolas" w:hAnsi="Consolas"/>
+          <w:sz w:val="20"/>
+        </w:rPr>
+        <w:t>User.driverStatus</w:t>
+      </w:r>
+      <w:r>
+        <w:t xml:space="preserve"> (also commit </w:t>
+      </w:r>
+      <w:r>
+        <w:rPr>
+          <w:rFonts w:ascii="Consolas" w:hAnsi="Consolas"/>
+          <w:sz w:val="20"/>
+        </w:rPr>
+        <w:t>445a258</w:t>
+      </w:r>
+      <w:r>
+        <w:t xml:space="preserve">) is a plain scalar on </w:t>
+      </w:r>
+      <w:r>
+        <w:rPr>
+          <w:rFonts w:ascii="Consolas" w:hAnsi="Consolas"/>
+          <w:sz w:val="20"/>
+        </w:rPr>
+        <w:t>User</w:t>
+      </w:r>
+      <w:r>
+        <w:t>, not a relation — see the Data Dictionary for its self-reported-only semantics.</w:t>
       </w:r>
     </w:p>
     <w:p>
@@ -6578,7 +6905,7 @@
           <w:rFonts w:ascii="Consolas" w:hAnsi="Consolas"/>
           <w:sz w:val="19"/>
         </w:rPr>
-        <w:t xml:space="preserve">                 1:N ┌─────┴─────┐ 1:N</w:t>
+        <w:t xml:space="preserve">                 1:N ┌─────┼─────┐ 1:N          1:1 ┌──────────┐ N:1 ┌──────────┐</w:t>
       </w:r>
     </w:p>
     <w:p>
@@ -6587,7 +6914,7 @@
           <w:rFonts w:ascii="Consolas" w:hAnsi="Consolas"/>
           <w:sz w:val="19"/>
         </w:rPr>
-        <w:t xml:space="preserve">                     v            v</w:t>
+        <w:t xml:space="preserve">                     v     │     v ─────────────────&gt;│ Delivery ├─────&gt; User      │</w:t>
       </w:r>
     </w:p>
     <w:p>
@@ -6596,7 +6923,7 @@
           <w:rFonts w:ascii="Consolas" w:hAnsi="Consolas"/>
           <w:sz w:val="19"/>
         </w:rPr>
-        <w:t xml:space="preserve">              ┌────────────┐ ┌──────────────┐</w:t>
+        <w:t xml:space="preserve">              ┌────────────┐ ┌──────────────┐        └──────────┘     │(driver)  │</w:t>
       </w:r>
     </w:p>
     <w:p>
@@ -6605,7 +6932,7 @@
           <w:rFonts w:ascii="Consolas" w:hAnsi="Consolas"/>
           <w:sz w:val="19"/>
         </w:rPr>
-        <w:t xml:space="preserve">              │SupportTicket│ │LoyaltyLedger │</w:t>
+        <w:t xml:space="preserve">              │SupportTicket│ │LoyaltyLedger │                        └──────────┘</w:t>
       </w:r>
     </w:p>
     <w:p>
@@ -6624,6 +6951,28 @@
           <w:sz w:val="19"/>
         </w:rPr>
         <w:t xml:space="preserve">                              └──────────────┘</w:t>
+      </w:r>
+    </w:p>
+    <w:p>
+      <w:r>
+        <w:rPr>
+          <w:rFonts w:ascii="Consolas" w:hAnsi="Consolas"/>
+          <w:sz w:val="20"/>
+        </w:rPr>
+        <w:t>Delivery</w:t>
+      </w:r>
+      <w:r>
+        <w:t xml:space="preserve"> added commit </w:t>
+      </w:r>
+      <w:r>
+        <w:rPr>
+          <w:rFonts w:ascii="Consolas" w:hAnsi="Consolas"/>
+          <w:sz w:val="20"/>
+        </w:rPr>
+        <w:t>75b7cff</w:t>
+      </w:r>
+      <w:r>
+        <w:t xml:space="preserve"> (Driver App, not in original SRS) — see the Non-obvious rules note above.</w:t>
       </w:r>
     </w:p>
     <w:p>

--- a/docs/22-entity-relationship-diagram.docx
+++ b/docs/22-entity-relationship-diagram.docx
@@ -25,10 +25,10 @@
           <w:rFonts w:ascii="Consolas" w:hAnsi="Consolas"/>
           <w:sz w:val="20"/>
         </w:rPr>
-        <w:t>3b5fc6a</w:t>
-      </w:r>
-      <w:r>
-        <w:t xml:space="preserve"> (2026-08-16), </w:t>
+        <w:t>7e197b9</w:t>
+      </w:r>
+      <w:r>
+        <w:t xml:space="preserve"> (2026-08-17), </w:t>
       </w:r>
       <w:r>
         <w:rPr>
@@ -6296,6 +6296,142 @@
       </w:r>
       <w:r>
         <w:t xml:space="preserve"> of Product IDs, not a join table — no referential integrity (a deleted/archived product ID can linger in a bundle's array unnoticed); a deliberate simplification, not an oversight, per the schema's own comment.</w:t>
+      </w:r>
+    </w:p>
+    <w:p>
+      <w:pPr>
+        <w:pStyle w:val="ListBullet"/>
+      </w:pPr>
+      <w:r>
+        <w:rPr>
+          <w:rFonts w:ascii="Consolas" w:hAnsi="Consolas"/>
+          <w:b/>
+          <w:sz w:val="20"/>
+        </w:rPr>
+        <w:t>ShippingZone</w:t>
+      </w:r>
+      <w:r>
+        <w:rPr>
+          <w:b/>
+        </w:rPr>
+        <w:t xml:space="preserve"> has no foreign-key relationship to </w:t>
+      </w:r>
+      <w:r>
+        <w:rPr>
+          <w:rFonts w:ascii="Consolas" w:hAnsi="Consolas"/>
+          <w:b/>
+          <w:sz w:val="20"/>
+        </w:rPr>
+        <w:t>Order</w:t>
+      </w:r>
+      <w:r>
+        <w:rPr>
+          <w:b/>
+        </w:rPr>
+        <w:t xml:space="preserve"> at all</w:t>
+      </w:r>
+      <w:r>
+        <w:t xml:space="preserve"> (added this session, per user decision, not in the original SRS) — </w:t>
+      </w:r>
+      <w:r>
+        <w:rPr>
+          <w:rFonts w:ascii="Consolas" w:hAnsi="Consolas"/>
+          <w:sz w:val="20"/>
+        </w:rPr>
+        <w:t>Order.shippingZoneName</w:t>
+      </w:r>
+      <w:r>
+        <w:t xml:space="preserve"> is a plain </w:t>
+      </w:r>
+      <w:r>
+        <w:rPr>
+          <w:rFonts w:ascii="Consolas" w:hAnsi="Consolas"/>
+          <w:sz w:val="20"/>
+        </w:rPr>
+        <w:t>String?</w:t>
+      </w:r>
+      <w:r>
+        <w:t xml:space="preserve"> snapshot of whichever zone's name priced that order's </w:t>
+      </w:r>
+      <w:r>
+        <w:rPr>
+          <w:rFonts w:ascii="Consolas" w:hAnsi="Consolas"/>
+          <w:sz w:val="20"/>
+        </w:rPr>
+        <w:t>shippingFeeUgx</w:t>
+      </w:r>
+      <w:r>
+        <w:t xml:space="preserve"> at checkout time, not a </w:t>
+      </w:r>
+      <w:r>
+        <w:rPr>
+          <w:rFonts w:ascii="Consolas" w:hAnsi="Consolas"/>
+          <w:sz w:val="20"/>
+        </w:rPr>
+        <w:t>zoneId</w:t>
+      </w:r>
+      <w:r>
+        <w:t xml:space="preserve"> relation. Deliberate, same "snapshot, don't live-join" reasoning as </w:t>
+      </w:r>
+      <w:r>
+        <w:rPr>
+          <w:rFonts w:ascii="Consolas" w:hAnsi="Consolas"/>
+          <w:sz w:val="20"/>
+        </w:rPr>
+        <w:t>OrderItem.vendorId</w:t>
+      </w:r>
+      <w:r>
+        <w:t xml:space="preserve">/HR's </w:t>
+      </w:r>
+      <w:r>
+        <w:rPr>
+          <w:rFonts w:ascii="Consolas" w:hAnsi="Consolas"/>
+          <w:sz w:val="20"/>
+        </w:rPr>
+        <w:t>Payslip</w:t>
+      </w:r>
+      <w:r>
+        <w:t xml:space="preserve"> rows: a zone can be renamed or deleted later without a real FK to worry about, and a past order's receipt keeps showing exactly what applied when it was placed. Zone matching itself (</w:t>
+      </w:r>
+      <w:r>
+        <w:rPr>
+          <w:rFonts w:ascii="Consolas" w:hAnsi="Consolas"/>
+          <w:sz w:val="20"/>
+        </w:rPr>
+        <w:t>ShippingZonesService.priceFor()</w:t>
+      </w:r>
+      <w:r>
+        <w:t xml:space="preserve">) is data-driven, not FK-driven — it string-matches the order's </w:t>
+      </w:r>
+      <w:r>
+        <w:rPr>
+          <w:rFonts w:ascii="Consolas" w:hAnsi="Consolas"/>
+          <w:sz w:val="20"/>
+        </w:rPr>
+        <w:t>shippingAddress.city</w:t>
+      </w:r>
+      <w:r>
+        <w:t xml:space="preserve"> (itself unstructured </w:t>
+      </w:r>
+      <w:r>
+        <w:rPr>
+          <w:rFonts w:ascii="Consolas" w:hAnsi="Consolas"/>
+          <w:sz w:val="20"/>
+        </w:rPr>
+        <w:t>Json</w:t>
+      </w:r>
+      <w:r>
+        <w:t xml:space="preserve">, not a relation) against each zone's </w:t>
+      </w:r>
+      <w:r>
+        <w:rPr>
+          <w:rFonts w:ascii="Consolas" w:hAnsi="Consolas"/>
+          <w:sz w:val="20"/>
+        </w:rPr>
+        <w:t>towns</w:t>
+      </w:r>
+      <w:r>
+        <w:t xml:space="preserve"> array.</w:t>
       </w:r>
     </w:p>
     <w:p>

--- a/docs/22-entity-relationship-diagram.docx
+++ b/docs/22-entity-relationship-diagram.docx
@@ -25,7 +25,7 @@
           <w:rFonts w:ascii="Consolas" w:hAnsi="Consolas"/>
           <w:sz w:val="20"/>
         </w:rPr>
-        <w:t>7e197b9</w:t>
+        <w:t>c917b38</w:t>
       </w:r>
       <w:r>
         <w:t xml:space="preserve"> (2026-08-17), </w:t>
